--- a/example_articles/race_ethnicity/Other/2.race_ethnicity_Other_New_York_Times.docx
+++ b/example_articles/race_ethnicity/Other/2.race_ethnicity_Other_New_York_Times.docx
@@ -32,12 +32,12 @@
     </w:p>
     <w:p>
       <w:r>
-        <w:t>Extracted race/ethnicity: Hispanic (predominantly)</w:t>
+        <w:t>Raw race_ethnicity result: Hispanic (predominantly)</w:t>
       </w:r>
     </w:p>
     <w:p>
       <w:r>
-        <w:t>Race/Ethnicity (Standardized): Other</w:t>
+        <w:t>race_ethnicity_stand_flat (Standardized): Other</w:t>
       </w:r>
     </w:p>
     <w:p>

--- a/example_articles/race_ethnicity/Other/2.race_ethnicity_Other_New_York_Times.docx
+++ b/example_articles/race_ethnicity/Other/2.race_ethnicity_Other_New_York_Times.docx
@@ -27,17 +27,17 @@
     </w:p>
     <w:p>
       <w:r>
-        <w:t>Source File: NYT/43.DOCX</w:t>
+        <w:t>Source file: NYT/43.DOCX</w:t>
       </w:r>
     </w:p>
     <w:p>
       <w:r>
-        <w:t>Raw race_ethnicity result: Hispanic (predominantly)</w:t>
+        <w:t>Raw race ethnicity result, 'race_ethnicity': Hispanic (predominantly)</w:t>
       </w:r>
     </w:p>
     <w:p>
       <w:r>
-        <w:t>race_ethnicity_stand_flat (Standardized): Other</w:t>
+        <w:t>Standardized race ethnicity result, 'race_ethnicity_stand_flat': Other</w:t>
       </w:r>
     </w:p>
     <w:p>

--- a/example_articles/race_ethnicity/Other/2.race_ethnicity_Other_New_York_Times.docx
+++ b/example_articles/race_ethnicity/Other/2.race_ethnicity_Other_New_York_Times.docx
@@ -7,7 +7,7 @@
         <w:pStyle w:val="Heading1"/>
       </w:pPr>
       <w:r>
-        <w:t>A JAILBIRD'S SCHEME</w:t>
+        <w:t>Proposal for Sludge Plant In Brooklyn Is Withdrawn</w:t>
       </w:r>
     </w:p>
     <w:p>
@@ -17,22 +17,22 @@
     </w:p>
     <w:p>
       <w:r>
-        <w:t>Date: 1990-01-21</w:t>
+        <w:t>Date: 1993-02-20</w:t>
       </w:r>
     </w:p>
     <w:p>
       <w:r>
-        <w:t>Section: Section 7; Page 18, Column 4; Book Review Desk; Review</w:t>
+        <w:t>Section: Section 1;; Section 1; Page 23; Column 5; Metropolitan Desk; Column 5;</w:t>
       </w:r>
     </w:p>
     <w:p>
       <w:r>
-        <w:t>Source file: NYT/43.DOCX</w:t>
+        <w:t>Source file: NYT/34.DOCX</w:t>
       </w:r>
     </w:p>
     <w:p>
       <w:r>
-        <w:t>Raw race ethnicity result, 'race_ethnicity': Hispanic (predominantly)</w:t>
+        <w:t>Raw race ethnicity result, 'race_ethnicity': Hispanic</w:t>
       </w:r>
     </w:p>
     <w:p>
@@ -49,29 +49,35 @@
     </w:p>
     <w:p>
       <w:r>
-        <w:t>TRUST</w:t>
+        <w:t>After a torrent of local opposition and mounting political pressure, the Dinkins administration yesterday withdrew its proposal to build a large sludge-treatment plant along the waterfront of Sunset Park in Brooklyn.</w:t>
         <w:br/>
-        <w:t>By George V. Higgins.</w:t>
+        <w:t>The administration's announcement that it would reconsider its plans came only three days before the City Planning Commission was to vote on the $250 million plant.</w:t>
         <w:br/>
-        <w:t>230 pp. New York:</w:t>
+        <w:t>The commission's members had become the focus of intense lobbying by elected officials from Brooklyn, who said the plant would pollute the environment and harm the struggling economy of the largely Hispanic, working-class neighborhood. Those officials rejoiced last night.</w:t>
         <w:br/>
-        <w:t>Henry Holt &amp; Company. $18.95.</w:t>
+        <w:t>"It's a victory," said Joan Griffin McCabe, the City Councilwoman who represents the neighborhood and led the opposition to the plant. "I think it shows that the city has listened."</w:t>
         <w:br/>
-        <w:t>Although my husband, among others, has been touting George V. Higgins's books for years, I didn't get around to reading him, somehow, until now. This oversight may have been due to certain preconceptions I had about so-called ''crime/adventure'' novels. But after finishing ''Trust'' - with its tight little plot that unfurls like a bolt of satin, and its tone-perfect dialogue - I became an instant fan, eager to make up for missed opportunities. Like Georges Simenon, whose novels are equally difficult to categorize, Mr. Higgins has been prodigiously prolific, producing 20 books in about 18 years. Working backward (but hardly comprehensively), I've now also read ''Wonderful Years, Wonderful Years,'' ''Outlaws'' and ''The Friends of Eddie Coyle.'' Much of the action in these novels takes place in Boston and its environs, but the dominant characters are not Henry James's proper Bostonians. They come from the underside of New England life, and the ''trust'' of the current title is deeply ironic.</w:t>
+        <w:t xml:space="preserve"> </w:t>
         <w:br/>
-        <w:t>As the book opens, an ex-con named Earl Beale is on his way from Boston to a small town in Rhode Island to perform a service he knows nothing about for a man named Jimmy Battaglia (a k a Battles) he's never met. This is Earl's way of settling a debt to his brother, Don, who, it turns out, owes a favor to someone else. Earl explains to Battles, ''He called my brother because he trusts him, and my brother sent me down. So you trust him, he trusts my brother, my brother must trust me.''</w:t>
+        <w:t>Unpopular Plants</w:t>
         <w:br/>
-        <w:t>But that's scarcely the case, as Don explains later to a friend. ''I know my brother pretty well. I'm sorry his life's in the sewer, and also his girl has to hook. But I still tell him no more'n I think's absolutely necessary. Earl's not trustworthy.'' Battles's wariness is less personal and far more encompassing. He tells Earl, ''I don't trust one son of a bitch under thirty, and that includes you, pal, and that includes him, too. And I don't trust no bastard over thirty, neither.''</w:t>
+        <w:t xml:space="preserve"> The decision to withdraw plans for the plant -- one of five sludge-treatment plants to be built, one in each borough, at a cost of $1 billion -- leaves the administration with the difficult task of finding a new site in Brooklyn. Administration officials said they would have to look for a new site in Brooklyn, a search that could include the Sunset Park site with modified plans for the plant.</w:t>
         <w:br/>
-        <w:t>''Trust'' takes place in the 1960's, during the Vietnam War, which Earl has managed to avoid, first by being a college athlete (a basketball player who shaves points for minor compensation) and then by being in prison until he's past the draft age. But a sense of the war going on offstage pervades the novel, and like prison, Vietnam provides a plausible, terrible destination for some of its directionless characters.</w:t>
+        <w:t>"We spent a long time looking for a site," said Albert F. Appleton, the city's Commissioner of Environmental Protection, who announced the decision to withdraw the plant in a letter to the Planning Commission yesterday afternoon. "Among a series of less-than-ideal sites, Sunset Park was the best."</w:t>
         <w:br/>
-        <w:t>Earl himself is the ultimate recidivist. Although he's beaten the draft and even had his served prison time erased from the books, he's hardly led a charmed life or, for that matter, an extensively examined one. He's constantly setting up criminal schemes without much concern for morality or consequences. Even his girlfriend, Penny, a call girl currently involved with Earl in a blackmail scam, questions his lack of common sense. ''What's the matter with you?'' she asks. ''You get dropped on your head, you're a kid? . . . Didn't you ever start to think: 'How did I get here?' '' If Earl isn't moved to think about it, the reader certainly is, and how Earl finally gets to where he must inevitably go is the substance of George V. Higgins's beautifully calculated short novel. There are some fine set pieces along the way: like Earl's brilliant sales pitch for a used car to two women who can't afford it. And Earl waiting out Penny's delayed return on Thanksgiving from a trip with her john, while the turkey thaws, then rots, in the kitchen sink.</w:t>
+        <w:t>The city's efforts to find sites for the plants, being built in response to a Federal law that bans dumping sludge at sea, has been fraught with difficulties. After proposing eight plants, the city reduced the number to five last April.</w:t>
         <w:br/>
-        <w:t>Mr. Higgins, who has worked in criminal law, exercises admirable restraint; he neither moralizes by judging his corrupt characters nor becomes their apologist by explaining them. Instead he allows them, quite literally, to speak for themselves, to be hung by their own amorality, their petty schemes and misadventures. His reputation for impeccable dialogue is clearly deserved. On careful reading, one sees that it's largely done with skewed syntax and unusual punctuation. But that's like saying Thelonious Monk worked his jazz magic by a mere rearrangement of notes.</w:t>
+        <w:t>The plants will transform sludge -- the dark, thick liquid residue left after treating raw sewage -- into fertilizer and similar products. Contractors now haul the 13,000 tons of sludge the city creates daily to landfills in other states. Once the plants are built, scheduled to be by 1998, though, the city hopes to sell the sludge products.</w:t>
         <w:br/>
-        <w:t>Mr. Higgins listens with a keen and selective ear to the way people speak, and his characters often reveal themselves in only a few words. A wistful, working-class customer on a used-car lot in ''Trust'' says, ''I'd like a radio and a heater - well, I'd like a lot of things, but I really do need those.'' In another scene Earl, whose life is an ongoing struggle to beat the system before it beats him, refuses to go to the movies with Penny. ''Nah,'' he says, ''for something that costs money, it's too much like TV.''</w:t>
+        <w:t>The Planning Commission has approved plans for three plants -- on Wards Island, in Maspeth, Queens, and in Mariners Harbor on Staten Island -- and construction has begun on a plant in Hunts Point, the Bronx.</w:t>
         <w:br/>
-        <w:t>The general effect of Mr. Higgins's writing is dazzling, as if it's all really done with mirrors.</w:t>
+        <w:t>In a letter yesterday, Richard Shaffer, the commission's chairman, told the Department of Environmental Protection that the commission's 13 members believed that the department should reconsider the impact the plant might have on "the community's economic revitalization."</w:t>
+        <w:br/>
+        <w:t>Mr. Shaffer said the opposition had raised legitimate issues about the site, along the waterfront between 45th and 50th Streets amid a bustling manufacturing area.</w:t>
+        <w:br/>
+        <w:t>"We lobbied very hard," said Marilyn Gelber, an aide to Borough President Howard Golden of Brooklyn. "I don't believe they had the votes."</w:t>
+        <w:br/>
+        <w:t>Residents and civic leaders in Sunset Park had raised concerns that the plant would cause congestion and pollution. They also said the plant would have displaced about 400 jobs in more than 20 businesses already operating on the proposed site.</w:t>
       </w:r>
     </w:p>
     <w:sectPr>

--- a/example_articles/race_ethnicity/Other/2.race_ethnicity_Other_New_York_Times.docx
+++ b/example_articles/race_ethnicity/Other/2.race_ethnicity_Other_New_York_Times.docx
@@ -7,7 +7,7 @@
         <w:pStyle w:val="Heading1"/>
       </w:pPr>
       <w:r>
-        <w:t>Proposal for Sludge Plant In Brooklyn Is Withdrawn</w:t>
+        <w:t>4 Houston Police Officers Are Shot in Gun Battle That Kills 2 Suspects</w:t>
       </w:r>
     </w:p>
     <w:p>
@@ -17,17 +17,17 @@
     </w:p>
     <w:p>
       <w:r>
-        <w:t>Date: 1993-02-20</w:t>
+        <w:t>Date: 2019-01-28</w:t>
       </w:r>
     </w:p>
     <w:p>
       <w:r>
-        <w:t>Section: Section 1;; Section 1; Page 23; Column 5; Metropolitan Desk; Column 5;</w:t>
+        <w:t>Section: US</w:t>
       </w:r>
     </w:p>
     <w:p>
       <w:r>
-        <w:t>Source file: NYT/34.DOCX</w:t>
+        <w:t>Source file: NYT/18.DOCX</w:t>
       </w:r>
     </w:p>
     <w:p>
@@ -49,35 +49,53 @@
     </w:p>
     <w:p>
       <w:r>
-        <w:t>After a torrent of local opposition and mounting political pressure, the Dinkins administration yesterday withdrew its proposal to build a large sludge-treatment plant along the waterfront of Sunset Park in Brooklyn.</w:t>
+        <w:t>HOUSTON — Four undercover narcotics officers in Houston were shot Monday evening and another police officer was also injured during a gun battle that broke out when they tried to serve a search warrant, the Houston Police Department said. Two suspects were killed.</w:t>
         <w:br/>
-        <w:t>The administration's announcement that it would reconsider its plans came only three days before the City Planning Commission was to vote on the $250 million plant.</w:t>
+        <w:t>The police officers were part of a team that was trying to search a home in a working-class, mostly Hispanic neighborhood about seven miles southeast of downtown Houston. The police believed drugs, including black tar heroin, were being dealt out of the home.</w:t>
         <w:br/>
-        <w:t>The commission's members had become the focus of intense lobbying by elected officials from Brooklyn, who said the plant would pollute the environment and harm the struggling economy of the largely Hispanic, working-class neighborhood. Those officials rejoiced last night.</w:t>
+        <w:t>At about 5 p.m. Central time, the police knocked down the door and were met with gunfire by an unknown number of people.</w:t>
         <w:br/>
-        <w:t>"It's a victory," said Joan Griffin McCabe, the City Councilwoman who represents the neighborhood and led the opposition to the plant. "I think it shows that the city has listened."</w:t>
+        <w:t>Police officers returned fire, and during the exchange, two suspects were killed.</w:t>
         <w:br/>
-        <w:t xml:space="preserve"> </w:t>
+        <w:t>Two officers were shot in the neck and were in critical but stable condition Monday night, Chief Art Acevedo of the Houston police said at a news conference. Two other officers who were shot were being observed at a hospital, but were expected to make a full recovery.</w:t>
         <w:br/>
-        <w:t>Unpopular Plants</w:t>
+        <w:t>A fifth officer was injured in the knee, but further details were not immediately available.</w:t>
         <w:br/>
-        <w:t xml:space="preserve"> The decision to withdraw plans for the plant -- one of five sludge-treatment plants to be built, one in each borough, at a cost of $1 billion -- leaves the administration with the difficult task of finding a new site in Brooklyn. Administration officials said they would have to look for a new site in Brooklyn, a search that could include the Sunset Park site with modified plans for the plant.</w:t>
+        <w:t>"One of the calls you never want to get as a chief is you've had an officer shot," Chief Acevedo said.</w:t>
         <w:br/>
-        <w:t>"We spent a long time looking for a site," said Albert F. Appleton, the city's Commissioner of Environmental Protection, who announced the decision to withdraw the plant in a letter to the Planning Commission yesterday afternoon. "Among a series of less-than-ideal sites, Sunset Park was the best."</w:t>
+        <w:t>The shooting plunged the area into chaos for about three hours.</w:t>
         <w:br/>
-        <w:t>The city's efforts to find sites for the plants, being built in response to a Federal law that bans dumping sludge at sea, has been fraught with difficulties. After proposing eight plants, the city reduced the number to five last April.</w:t>
+        <w:t>Dozens of police officers, some dressed in camouflage and carrying shotguns, scoured the neighborhood on foot. The lights of police cruisers flashed in the darkness near Harding Street, a small road where the shooting occurred that is lined mostly by single-story homes with small yards. Helicopters circled overhead and residents stood outside their homes, talking in groups of three or four.</w:t>
         <w:br/>
-        <w:t>The plants will transform sludge -- the dark, thick liquid residue left after treating raw sewage -- into fertilizer and similar products. Contractors now haul the 13,000 tons of sludge the city creates daily to landfills in other states. Once the plants are built, scheduled to be by 1998, though, the city hopes to sell the sludge products.</w:t>
+        <w:t>Veronica Bonilla, 45, was watching TV after work when she heard half a dozen gunshots ring out from the house two doors down. Within seconds, she said, the neighborhood sounded like a war zone.</w:t>
         <w:br/>
-        <w:t>The Planning Commission has approved plans for three plants -- on Wards Island, in Maspeth, Queens, and in Mariners Harbor on Staten Island -- and construction has begun on a plant in Hunts Point, the Bronx.</w:t>
+        <w:t>"At first I thought it was someone working on their house, like with a nail gun, so I thought 'O.K.,'" she said. "Then all of a sudden I heard a lot of yelling and a lot of gunfire. I threw myself on the floor and I called 911 and I said, 'There is a shootout here!'"</w:t>
         <w:br/>
-        <w:t>In a letter yesterday, Richard Shaffer, the commission's chairman, told the Department of Environmental Protection that the commission's 13 members believed that the department should reconsider the impact the plant might have on "the community's economic revitalization."</w:t>
+        <w:t>Ms. Bonilla drew the curtains, locked the door and called her husband, who couldn't get home from work because the police locked down the neighborhood.</w:t>
         <w:br/>
-        <w:t>Mr. Shaffer said the opposition had raised legitimate issues about the site, along the waterfront between 45th and 50th Streets amid a bustling manufacturing area.</w:t>
+        <w:t>Soon friends and relatives began calling: Local news stations were broadcasting from the scene of the shootout, and Ms. Bonilla's house was on TV.</w:t>
         <w:br/>
-        <w:t>"We lobbied very hard," said Marilyn Gelber, an aide to Borough President Howard Golden of Brooklyn. "I don't believe they had the votes."</w:t>
+        <w:t>"Honey, let me tell you, I am locked in the house and I cannot leave," she said. "It is so scary. It is crazy."</w:t>
         <w:br/>
-        <w:t>Residents and civic leaders in Sunset Park had raised concerns that the plant would cause congestion and pollution. They also said the plant would have displaced about 400 jobs in more than 20 businesses already operating on the proposed site.</w:t>
+        <w:t>Sofia Franco, 53, a longtime resident, passed out bottles of water. She did not hear any gunshots, but said the shooting left her and her neighbors rattled.</w:t>
+        <w:br/>
+        <w:t>"I've never seen this before," she said of the neighborhood. "There was a lot of drugs before, maybe 10 years ago. But I've never seen this. It's sad. It's five police officers."</w:t>
+        <w:br/>
+        <w:t>Residents of the area told television reporters that they could hear police officers speaking through bullhorns. Ms. Bonilla said she saw two SWAT officers standing on the roof of her neighbor's house.</w:t>
+        <w:br/>
+        <w:t>Chief Acevedo said later Monday night that a neighbor had tipped off the police that drugs were being dealt out of a home on Harding Street. About a dozen narcotics police officers and a half-dozen patrol officers were part of the team that was executing the search warrant Monday.</w:t>
+        <w:br/>
+        <w:t>The police initially believed that five officers had been shot, but later said four were shot and the other injured in a different way. Those shot included two 50-year-old sergeants and a 54-year-old officer who has been with the department since 1984.</w:t>
+        <w:br/>
+        <w:t>"This has been a tough day for our city," Mayor Sylvester Turner said. "Our job is to keep people safe in our city. I want to be very clear, we do not tolerate any sort of activity, whether it is drug activity, drug trafficking, whatever it may be, we don't tolerate it in our city."</w:t>
+        <w:br/>
+        <w:t xml:space="preserve">Manny Fernandez reported from Houston, and Mihir Zaveri and Liam Stack from New York. </w:t>
+        <w:br/>
+        <w:t>PHOTO: Law enforcement officials converged on the scene where four Houston police officers were shot on Monday. Two suspects were killed. (PHOTOGRAPH BY Brett Coomer/Houston Chronicle, via Associated Press FOR THE NEW YORK TIMES)</w:t>
+        <w:br/>
+        <w:t>Related Articles</w:t>
+        <w:br/>
+        <w:t>Houston Narcotics Officers Were Greeted by a Charging Dog and a Barrage of Bullets</w:t>
       </w:r>
     </w:p>
     <w:sectPr>

--- a/example_articles/race_ethnicity/Other/2.race_ethnicity_Other_New_York_Times.docx
+++ b/example_articles/race_ethnicity/Other/2.race_ethnicity_Other_New_York_Times.docx
@@ -32,7 +32,7 @@
     </w:p>
     <w:p>
       <w:r>
-        <w:t>Raw race ethnicity result, 'race_ethnicity': Hispanic</w:t>
+        <w:t>Raw race ethnicity result, 'race_ethnicity': Hispanic (mostly)</w:t>
       </w:r>
     </w:p>
     <w:p>
